--- a/tillsyn/A 44868-2025 tillsynsbegäran.docx
+++ b/tillsyn/A 44868-2025 tillsynsbegäran.docx
@@ -1006,7 +1006,7 @@
     <w:r>
       <w:tab/>
       <w:tab/>
-      <w:t>2025-11-15</w:t>
+      <w:t>2025-11-20</w:t>
       <w:br/>
       <w:br/>
     </w:r>

--- a/tillsyn/A 44868-2025 tillsynsbegäran.docx
+++ b/tillsyn/A 44868-2025 tillsynsbegäran.docx
@@ -1006,7 +1006,7 @@
     <w:r>
       <w:tab/>
       <w:tab/>
-      <w:t>2025-11-20</w:t>
+      <w:t>2025-11-21</w:t>
       <w:br/>
       <w:br/>
     </w:r>

--- a/tillsyn/A 44868-2025 tillsynsbegäran.docx
+++ b/tillsyn/A 44868-2025 tillsynsbegäran.docx
@@ -1006,7 +1006,7 @@
     <w:r>
       <w:tab/>
       <w:tab/>
-      <w:t>2025-11-21</w:t>
+      <w:t>2025-11-22</w:t>
       <w:br/>
       <w:br/>
     </w:r>

--- a/tillsyn/A 44868-2025 tillsynsbegäran.docx
+++ b/tillsyn/A 44868-2025 tillsynsbegäran.docx
@@ -1006,7 +1006,7 @@
     <w:r>
       <w:tab/>
       <w:tab/>
-      <w:t>2025-11-22</w:t>
+      <w:t>2025-11-23</w:t>
       <w:br/>
       <w:br/>
     </w:r>

--- a/tillsyn/A 44868-2025 tillsynsbegäran.docx
+++ b/tillsyn/A 44868-2025 tillsynsbegäran.docx
@@ -1006,7 +1006,7 @@
     <w:r>
       <w:tab/>
       <w:tab/>
-      <w:t>2025-11-23</w:t>
+      <w:t>2025-11-24</w:t>
       <w:br/>
       <w:br/>
     </w:r>

--- a/tillsyn/A 44868-2025 tillsynsbegäran.docx
+++ b/tillsyn/A 44868-2025 tillsynsbegäran.docx
@@ -1006,7 +1006,7 @@
     <w:r>
       <w:tab/>
       <w:tab/>
-      <w:t>2025-11-24</w:t>
+      <w:t>2025-11-25</w:t>
       <w:br/>
       <w:br/>
     </w:r>

--- a/tillsyn/A 44868-2025 tillsynsbegäran.docx
+++ b/tillsyn/A 44868-2025 tillsynsbegäran.docx
@@ -1006,7 +1006,7 @@
     <w:r>
       <w:tab/>
       <w:tab/>
-      <w:t>2025-11-25</w:t>
+      <w:t>2025-11-26</w:t>
       <w:br/>
       <w:br/>
     </w:r>

--- a/tillsyn/A 44868-2025 tillsynsbegäran.docx
+++ b/tillsyn/A 44868-2025 tillsynsbegäran.docx
@@ -1006,7 +1006,7 @@
     <w:r>
       <w:tab/>
       <w:tab/>
-      <w:t>2025-11-26</w:t>
+      <w:t>2025-11-27</w:t>
       <w:br/>
       <w:br/>
     </w:r>

--- a/tillsyn/A 44868-2025 tillsynsbegäran.docx
+++ b/tillsyn/A 44868-2025 tillsynsbegäran.docx
@@ -1006,7 +1006,7 @@
     <w:r>
       <w:tab/>
       <w:tab/>
-      <w:t>2025-11-27</w:t>
+      <w:t>2025-11-28</w:t>
       <w:br/>
       <w:br/>
     </w:r>

--- a/tillsyn/A 44868-2025 tillsynsbegäran.docx
+++ b/tillsyn/A 44868-2025 tillsynsbegäran.docx
@@ -1006,7 +1006,7 @@
     <w:r>
       <w:tab/>
       <w:tab/>
-      <w:t>2025-11-28</w:t>
+      <w:t>2025-11-29</w:t>
       <w:br/>
       <w:br/>
     </w:r>

--- a/tillsyn/A 44868-2025 tillsynsbegäran.docx
+++ b/tillsyn/A 44868-2025 tillsynsbegäran.docx
@@ -1006,7 +1006,7 @@
     <w:r>
       <w:tab/>
       <w:tab/>
-      <w:t>2025-11-29</w:t>
+      <w:t>2025-11-30</w:t>
       <w:br/>
       <w:br/>
     </w:r>

--- a/tillsyn/A 44868-2025 tillsynsbegäran.docx
+++ b/tillsyn/A 44868-2025 tillsynsbegäran.docx
@@ -1006,7 +1006,7 @@
     <w:r>
       <w:tab/>
       <w:tab/>
-      <w:t>2025-11-30</w:t>
+      <w:t>2025-12-01</w:t>
       <w:br/>
       <w:br/>
     </w:r>

--- a/tillsyn/A 44868-2025 tillsynsbegäran.docx
+++ b/tillsyn/A 44868-2025 tillsynsbegäran.docx
@@ -1006,7 +1006,7 @@
     <w:r>
       <w:tab/>
       <w:tab/>
-      <w:t>2025-12-01</w:t>
+      <w:t>2025-12-02</w:t>
       <w:br/>
       <w:br/>
     </w:r>

--- a/tillsyn/A 44868-2025 tillsynsbegäran.docx
+++ b/tillsyn/A 44868-2025 tillsynsbegäran.docx
@@ -1006,7 +1006,7 @@
     <w:r>
       <w:tab/>
       <w:tab/>
-      <w:t>2025-12-02</w:t>
+      <w:t>2025-12-03</w:t>
       <w:br/>
       <w:br/>
     </w:r>

--- a/tillsyn/A 44868-2025 tillsynsbegäran.docx
+++ b/tillsyn/A 44868-2025 tillsynsbegäran.docx
@@ -1006,7 +1006,7 @@
     <w:r>
       <w:tab/>
       <w:tab/>
-      <w:t>2025-12-03</w:t>
+      <w:t>2025-12-04</w:t>
       <w:br/>
       <w:br/>
     </w:r>

--- a/tillsyn/A 44868-2025 tillsynsbegäran.docx
+++ b/tillsyn/A 44868-2025 tillsynsbegäran.docx
@@ -1006,7 +1006,7 @@
     <w:r>
       <w:tab/>
       <w:tab/>
-      <w:t>2025-12-04</w:t>
+      <w:t>2025-12-05</w:t>
       <w:br/>
       <w:br/>
     </w:r>

--- a/tillsyn/A 44868-2025 tillsynsbegäran.docx
+++ b/tillsyn/A 44868-2025 tillsynsbegäran.docx
@@ -1006,7 +1006,7 @@
     <w:r>
       <w:tab/>
       <w:tab/>
-      <w:t>2025-12-05</w:t>
+      <w:t>2025-12-06</w:t>
       <w:br/>
       <w:br/>
     </w:r>

--- a/tillsyn/A 44868-2025 tillsynsbegäran.docx
+++ b/tillsyn/A 44868-2025 tillsynsbegäran.docx
@@ -1006,7 +1006,7 @@
     <w:r>
       <w:tab/>
       <w:tab/>
-      <w:t>2025-12-06</w:t>
+      <w:t>2025-12-07</w:t>
       <w:br/>
       <w:br/>
     </w:r>

--- a/tillsyn/A 44868-2025 tillsynsbegäran.docx
+++ b/tillsyn/A 44868-2025 tillsynsbegäran.docx
@@ -1006,7 +1006,7 @@
     <w:r>
       <w:tab/>
       <w:tab/>
-      <w:t>2025-12-07</w:t>
+      <w:t>2025-12-08</w:t>
       <w:br/>
       <w:br/>
     </w:r>

--- a/tillsyn/A 44868-2025 tillsynsbegäran.docx
+++ b/tillsyn/A 44868-2025 tillsynsbegäran.docx
@@ -1006,7 +1006,7 @@
     <w:r>
       <w:tab/>
       <w:tab/>
-      <w:t>2025-12-08</w:t>
+      <w:t>2025-12-09</w:t>
       <w:br/>
       <w:br/>
     </w:r>

--- a/tillsyn/A 44868-2025 tillsynsbegäran.docx
+++ b/tillsyn/A 44868-2025 tillsynsbegäran.docx
@@ -1006,7 +1006,7 @@
     <w:r>
       <w:tab/>
       <w:tab/>
-      <w:t>2025-12-09</w:t>
+      <w:t>2025-12-10</w:t>
       <w:br/>
       <w:br/>
     </w:r>

--- a/tillsyn/A 44868-2025 tillsynsbegäran.docx
+++ b/tillsyn/A 44868-2025 tillsynsbegäran.docx
@@ -1006,7 +1006,7 @@
     <w:r>
       <w:tab/>
       <w:tab/>
-      <w:t>2025-12-10</w:t>
+      <w:t>2025-12-11</w:t>
       <w:br/>
       <w:br/>
     </w:r>

--- a/tillsyn/A 44868-2025 tillsynsbegäran.docx
+++ b/tillsyn/A 44868-2025 tillsynsbegäran.docx
@@ -1006,7 +1006,7 @@
     <w:r>
       <w:tab/>
       <w:tab/>
-      <w:t>2025-12-11</w:t>
+      <w:t>2025-12-12</w:t>
       <w:br/>
       <w:br/>
     </w:r>

--- a/tillsyn/A 44868-2025 tillsynsbegäran.docx
+++ b/tillsyn/A 44868-2025 tillsynsbegäran.docx
@@ -1006,7 +1006,7 @@
     <w:r>
       <w:tab/>
       <w:tab/>
-      <w:t>2025-12-12</w:t>
+      <w:t>2025-12-13</w:t>
       <w:br/>
       <w:br/>
     </w:r>

--- a/tillsyn/A 44868-2025 tillsynsbegäran.docx
+++ b/tillsyn/A 44868-2025 tillsynsbegäran.docx
@@ -1006,7 +1006,7 @@
     <w:r>
       <w:tab/>
       <w:tab/>
-      <w:t>2025-12-19</w:t>
+      <w:t>2025-12-20</w:t>
       <w:br/>
       <w:br/>
     </w:r>

--- a/tillsyn/A 44868-2025 tillsynsbegäran.docx
+++ b/tillsyn/A 44868-2025 tillsynsbegäran.docx
@@ -1006,7 +1006,7 @@
     <w:r>
       <w:tab/>
       <w:tab/>
-      <w:t>2025-12-20</w:t>
+      <w:t>2025-12-21</w:t>
       <w:br/>
       <w:br/>
     </w:r>

--- a/tillsyn/A 44868-2025 tillsynsbegäran.docx
+++ b/tillsyn/A 44868-2025 tillsynsbegäran.docx
@@ -1006,7 +1006,7 @@
     <w:r>
       <w:tab/>
       <w:tab/>
-      <w:t>2025-12-21</w:t>
+      <w:t>2025-12-22</w:t>
       <w:br/>
       <w:br/>
     </w:r>

--- a/tillsyn/A 44868-2025 tillsynsbegäran.docx
+++ b/tillsyn/A 44868-2025 tillsynsbegäran.docx
@@ -1006,7 +1006,7 @@
     <w:r>
       <w:tab/>
       <w:tab/>
-      <w:t>2025-12-22</w:t>
+      <w:t>2025-12-26</w:t>
       <w:br/>
       <w:br/>
     </w:r>

--- a/tillsyn/A 44868-2025 tillsynsbegäran.docx
+++ b/tillsyn/A 44868-2025 tillsynsbegäran.docx
@@ -1006,7 +1006,7 @@
     <w:r>
       <w:tab/>
       <w:tab/>
-      <w:t>2025-12-26</w:t>
+      <w:t>2025-12-28</w:t>
       <w:br/>
       <w:br/>
     </w:r>

--- a/tillsyn/A 44868-2025 tillsynsbegäran.docx
+++ b/tillsyn/A 44868-2025 tillsynsbegäran.docx
@@ -1006,7 +1006,7 @@
     <w:r>
       <w:tab/>
       <w:tab/>
-      <w:t>2025-12-28</w:t>
+      <w:t>2025-12-29</w:t>
       <w:br/>
       <w:br/>
     </w:r>

--- a/tillsyn/A 44868-2025 tillsynsbegäran.docx
+++ b/tillsyn/A 44868-2025 tillsynsbegäran.docx
@@ -1006,7 +1006,7 @@
     <w:r>
       <w:tab/>
       <w:tab/>
-      <w:t>2025-12-29</w:t>
+      <w:t>2025-12-30</w:t>
       <w:br/>
       <w:br/>
     </w:r>

--- a/tillsyn/A 44868-2025 tillsynsbegäran.docx
+++ b/tillsyn/A 44868-2025 tillsynsbegäran.docx
@@ -1006,7 +1006,7 @@
     <w:r>
       <w:tab/>
       <w:tab/>
-      <w:t>2025-12-30</w:t>
+      <w:t>2025-12-31</w:t>
       <w:br/>
       <w:br/>
     </w:r>

--- a/tillsyn/A 44868-2025 tillsynsbegäran.docx
+++ b/tillsyn/A 44868-2025 tillsynsbegäran.docx
@@ -1006,7 +1006,7 @@
     <w:r>
       <w:tab/>
       <w:tab/>
-      <w:t>2025-12-31</w:t>
+      <w:t>2026-01-03</w:t>
       <w:br/>
       <w:br/>
     </w:r>

--- a/tillsyn/A 44868-2025 tillsynsbegäran.docx
+++ b/tillsyn/A 44868-2025 tillsynsbegäran.docx
@@ -1006,7 +1006,7 @@
     <w:r>
       <w:tab/>
       <w:tab/>
-      <w:t>2026-01-07</w:t>
+      <w:t>2026-01-08</w:t>
       <w:br/>
       <w:br/>
     </w:r>

--- a/tillsyn/A 44868-2025 tillsynsbegäran.docx
+++ b/tillsyn/A 44868-2025 tillsynsbegäran.docx
@@ -1006,7 +1006,7 @@
     <w:r>
       <w:tab/>
       <w:tab/>
-      <w:t>2026-01-08</w:t>
+      <w:t>2026-01-09</w:t>
       <w:br/>
       <w:br/>
     </w:r>

--- a/tillsyn/A 44868-2025 tillsynsbegäran.docx
+++ b/tillsyn/A 44868-2025 tillsynsbegäran.docx
@@ -1006,7 +1006,7 @@
     <w:r>
       <w:tab/>
       <w:tab/>
-      <w:t>2026-01-09</w:t>
+      <w:t>2026-01-10</w:t>
       <w:br/>
       <w:br/>
     </w:r>

--- a/tillsyn/A 44868-2025 tillsynsbegäran.docx
+++ b/tillsyn/A 44868-2025 tillsynsbegäran.docx
@@ -1006,7 +1006,7 @@
     <w:r>
       <w:tab/>
       <w:tab/>
-      <w:t>2026-01-10</w:t>
+      <w:t>2026-01-11</w:t>
       <w:br/>
       <w:br/>
     </w:r>

--- a/tillsyn/A 44868-2025 tillsynsbegäran.docx
+++ b/tillsyn/A 44868-2025 tillsynsbegäran.docx
@@ -1006,7 +1006,7 @@
     <w:r>
       <w:tab/>
       <w:tab/>
-      <w:t>2026-01-11</w:t>
+      <w:t>2026-01-12</w:t>
       <w:br/>
       <w:br/>
     </w:r>

--- a/tillsyn/A 44868-2025 tillsynsbegäran.docx
+++ b/tillsyn/A 44868-2025 tillsynsbegäran.docx
@@ -1006,7 +1006,7 @@
     <w:r>
       <w:tab/>
       <w:tab/>
-      <w:t>2026-01-12</w:t>
+      <w:t>2026-01-13</w:t>
       <w:br/>
       <w:br/>
     </w:r>

--- a/tillsyn/A 44868-2025 tillsynsbegäran.docx
+++ b/tillsyn/A 44868-2025 tillsynsbegäran.docx
@@ -1006,7 +1006,7 @@
     <w:r>
       <w:tab/>
       <w:tab/>
-      <w:t>2026-01-13</w:t>
+      <w:t>2026-01-14</w:t>
       <w:br/>
       <w:br/>
     </w:r>

--- a/tillsyn/A 44868-2025 tillsynsbegäran.docx
+++ b/tillsyn/A 44868-2025 tillsynsbegäran.docx
@@ -1006,7 +1006,7 @@
     <w:r>
       <w:tab/>
       <w:tab/>
-      <w:t>2026-01-14</w:t>
+      <w:t>2026-01-15</w:t>
       <w:br/>
       <w:br/>
     </w:r>

--- a/tillsyn/A 44868-2025 tillsynsbegäran.docx
+++ b/tillsyn/A 44868-2025 tillsynsbegäran.docx
@@ -1006,7 +1006,7 @@
     <w:r>
       <w:tab/>
       <w:tab/>
-      <w:t>2026-01-15</w:t>
+      <w:t>2026-01-16</w:t>
       <w:br/>
       <w:br/>
     </w:r>

--- a/tillsyn/A 44868-2025 tillsynsbegäran.docx
+++ b/tillsyn/A 44868-2025 tillsynsbegäran.docx
@@ -1006,7 +1006,7 @@
     <w:r>
       <w:tab/>
       <w:tab/>
-      <w:t>2026-01-16</w:t>
+      <w:t>2026-01-17</w:t>
       <w:br/>
       <w:br/>
     </w:r>

--- a/tillsyn/A 44868-2025 tillsynsbegäran.docx
+++ b/tillsyn/A 44868-2025 tillsynsbegäran.docx
@@ -1006,7 +1006,7 @@
     <w:r>
       <w:tab/>
       <w:tab/>
-      <w:t>2026-01-17</w:t>
+      <w:t>2026-01-18</w:t>
       <w:br/>
       <w:br/>
     </w:r>

--- a/tillsyn/A 44868-2025 tillsynsbegäran.docx
+++ b/tillsyn/A 44868-2025 tillsynsbegäran.docx
@@ -1006,7 +1006,7 @@
     <w:r>
       <w:tab/>
       <w:tab/>
-      <w:t>2026-01-18</w:t>
+      <w:t>2026-01-19</w:t>
       <w:br/>
       <w:br/>
     </w:r>

--- a/tillsyn/A 44868-2025 tillsynsbegäran.docx
+++ b/tillsyn/A 44868-2025 tillsynsbegäran.docx
@@ -1006,7 +1006,7 @@
     <w:r>
       <w:tab/>
       <w:tab/>
-      <w:t>2026-01-19</w:t>
+      <w:t>2026-01-20</w:t>
       <w:br/>
       <w:br/>
     </w:r>

--- a/tillsyn/A 44868-2025 tillsynsbegäran.docx
+++ b/tillsyn/A 44868-2025 tillsynsbegäran.docx
@@ -1006,7 +1006,7 @@
     <w:r>
       <w:tab/>
       <w:tab/>
-      <w:t>2026-01-20</w:t>
+      <w:t>2026-01-21</w:t>
       <w:br/>
       <w:br/>
     </w:r>

--- a/tillsyn/A 44868-2025 tillsynsbegäran.docx
+++ b/tillsyn/A 44868-2025 tillsynsbegäran.docx
@@ -1006,7 +1006,7 @@
     <w:r>
       <w:tab/>
       <w:tab/>
-      <w:t>2026-01-21</w:t>
+      <w:t>2026-01-23</w:t>
       <w:br/>
       <w:br/>
     </w:r>

--- a/tillsyn/A 44868-2025 tillsynsbegäran.docx
+++ b/tillsyn/A 44868-2025 tillsynsbegäran.docx
@@ -1006,7 +1006,7 @@
     <w:r>
       <w:tab/>
       <w:tab/>
-      <w:t>2026-01-23</w:t>
+      <w:t>2026-01-24</w:t>
       <w:br/>
       <w:br/>
     </w:r>

--- a/tillsyn/A 44868-2025 tillsynsbegäran.docx
+++ b/tillsyn/A 44868-2025 tillsynsbegäran.docx
@@ -1006,7 +1006,7 @@
     <w:r>
       <w:tab/>
       <w:tab/>
-      <w:t>2026-01-24</w:t>
+      <w:t>2026-01-25</w:t>
       <w:br/>
       <w:br/>
     </w:r>

--- a/tillsyn/A 44868-2025 tillsynsbegäran.docx
+++ b/tillsyn/A 44868-2025 tillsynsbegäran.docx
@@ -1006,7 +1006,7 @@
     <w:r>
       <w:tab/>
       <w:tab/>
-      <w:t>2026-01-25</w:t>
+      <w:t>2026-01-26</w:t>
       <w:br/>
       <w:br/>
     </w:r>

--- a/tillsyn/A 44868-2025 tillsynsbegäran.docx
+++ b/tillsyn/A 44868-2025 tillsynsbegäran.docx
@@ -1006,7 +1006,7 @@
     <w:r>
       <w:tab/>
       <w:tab/>
-      <w:t>2026-01-26</w:t>
+      <w:t>2026-01-27</w:t>
       <w:br/>
       <w:br/>
     </w:r>

--- a/tillsyn/A 44868-2025 tillsynsbegäran.docx
+++ b/tillsyn/A 44868-2025 tillsynsbegäran.docx
@@ -1006,7 +1006,7 @@
     <w:r>
       <w:tab/>
       <w:tab/>
-      <w:t>2026-01-27</w:t>
+      <w:t>2026-01-28</w:t>
       <w:br/>
       <w:br/>
     </w:r>

--- a/tillsyn/A 44868-2025 tillsynsbegäran.docx
+++ b/tillsyn/A 44868-2025 tillsynsbegäran.docx
@@ -1237,7 +1237,7 @@
     <w:r>
       <w:tab/>
       <w:tab/>
-      <w:t>2026-02-21</w:t>
+      <w:t>2026-02-22</w:t>
       <w:br/>
       <w:br/>
     </w:r>

--- a/tillsyn/A 44868-2025 tillsynsbegäran.docx
+++ b/tillsyn/A 44868-2025 tillsynsbegäran.docx
@@ -1237,7 +1237,7 @@
     <w:r>
       <w:tab/>
       <w:tab/>
-      <w:t>2026-02-22</w:t>
+      <w:t>2026-02-23</w:t>
       <w:br/>
       <w:br/>
     </w:r>

--- a/tillsyn/A 44868-2025 tillsynsbegäran.docx
+++ b/tillsyn/A 44868-2025 tillsynsbegäran.docx
@@ -1237,7 +1237,7 @@
     <w:r>
       <w:tab/>
       <w:tab/>
-      <w:t>2026-02-23</w:t>
+      <w:t>2026-02-24</w:t>
       <w:br/>
       <w:br/>
     </w:r>

--- a/tillsyn/A 44868-2025 tillsynsbegäran.docx
+++ b/tillsyn/A 44868-2025 tillsynsbegäran.docx
@@ -12,7 +12,7 @@
     </w:p>
     <w:p>
       <w:r>
-        <w:t>Detta dokument behandlar höga naturvärden i avverkningsanmälan A 44868-2025 i Örnsköldsviks kommun. Denna avverkningsanmälan inkom 2025-09-18 11:11:43 och omfattar 13,9 ha.</w:t>
+        <w:t>Detta dokument behandlar höga naturvärden i avverkningsanmälan A 44868-2025 i Örnsköldsviks kommun. Denna avverkningsanmälan inkom 2025-09-18 00:00:00 och omfattar 13,9 ha.</w:t>
       </w:r>
     </w:p>
     <w:p>
@@ -1237,7 +1237,7 @@
     <w:r>
       <w:tab/>
       <w:tab/>
-      <w:t>2026-02-24</w:t>
+      <w:t>2026-02-25</w:t>
       <w:br/>
       <w:br/>
     </w:r>

--- a/tillsyn/A 44868-2025 tillsynsbegäran.docx
+++ b/tillsyn/A 44868-2025 tillsynsbegäran.docx
@@ -1237,7 +1237,7 @@
     <w:r>
       <w:tab/>
       <w:tab/>
-      <w:t>2026-02-25</w:t>
+      <w:t>2026-02-26</w:t>
       <w:br/>
       <w:br/>
     </w:r>

--- a/tillsyn/A 44868-2025 tillsynsbegäran.docx
+++ b/tillsyn/A 44868-2025 tillsynsbegäran.docx
@@ -1237,7 +1237,7 @@
     <w:r>
       <w:tab/>
       <w:tab/>
-      <w:t>2026-02-26</w:t>
+      <w:t>2026-02-28</w:t>
       <w:br/>
       <w:br/>
     </w:r>

--- a/tillsyn/A 44868-2025 tillsynsbegäran.docx
+++ b/tillsyn/A 44868-2025 tillsynsbegäran.docx
@@ -1237,7 +1237,7 @@
     <w:r>
       <w:tab/>
       <w:tab/>
-      <w:t>2026-02-28</w:t>
+      <w:t>2026-03-01</w:t>
       <w:br/>
       <w:br/>
     </w:r>

--- a/tillsyn/A 44868-2025 tillsynsbegäran.docx
+++ b/tillsyn/A 44868-2025 tillsynsbegäran.docx
@@ -1237,7 +1237,7 @@
     <w:r>
       <w:tab/>
       <w:tab/>
-      <w:t>2026-03-01</w:t>
+      <w:t>2026-03-02</w:t>
       <w:br/>
       <w:br/>
     </w:r>

--- a/tillsyn/A 44868-2025 tillsynsbegäran.docx
+++ b/tillsyn/A 44868-2025 tillsynsbegäran.docx
@@ -113,7 +113,7 @@
         <w:rPr>
           <w:i/>
         </w:rPr>
-        <w:t xml:space="preserve"> 9070 Trädklädd betesmark </w:t>
+        <w:t xml:space="preserve"> 9070 Trädklädd betesmark</w:t>
       </w:r>
       <w:r>
         <w:t xml:space="preserve"> (SLU Artdatabanken, 2024).</w:t>
@@ -1237,7 +1237,7 @@
     <w:r>
       <w:tab/>
       <w:tab/>
-      <w:t>2026-03-02</w:t>
+      <w:t>2026-03-03</w:t>
       <w:br/>
       <w:br/>
     </w:r>

--- a/tillsyn/A 44868-2025 tillsynsbegäran.docx
+++ b/tillsyn/A 44868-2025 tillsynsbegäran.docx
@@ -1237,7 +1237,7 @@
     <w:r>
       <w:tab/>
       <w:tab/>
-      <w:t>2026-03-03</w:t>
+      <w:t>2026-03-04</w:t>
       <w:br/>
       <w:br/>
     </w:r>

--- a/tillsyn/A 44868-2025 tillsynsbegäran.docx
+++ b/tillsyn/A 44868-2025 tillsynsbegäran.docx
@@ -1237,7 +1237,7 @@
     <w:r>
       <w:tab/>
       <w:tab/>
-      <w:t>2026-03-04</w:t>
+      <w:t>2026-03-05</w:t>
       <w:br/>
       <w:br/>
     </w:r>

--- a/tillsyn/A 44868-2025 tillsynsbegäran.docx
+++ b/tillsyn/A 44868-2025 tillsynsbegäran.docx
@@ -1237,7 +1237,7 @@
     <w:r>
       <w:tab/>
       <w:tab/>
-      <w:t>2026-03-05</w:t>
+      <w:t>2026-03-06</w:t>
       <w:br/>
       <w:br/>
     </w:r>

--- a/tillsyn/A 44868-2025 tillsynsbegäran.docx
+++ b/tillsyn/A 44868-2025 tillsynsbegäran.docx
@@ -1237,7 +1237,7 @@
     <w:r>
       <w:tab/>
       <w:tab/>
-      <w:t>2026-03-06</w:t>
+      <w:t>2026-03-07</w:t>
       <w:br/>
       <w:br/>
     </w:r>

--- a/tillsyn/A 44868-2025 tillsynsbegäran.docx
+++ b/tillsyn/A 44868-2025 tillsynsbegäran.docx
@@ -1251,7 +1251,7 @@
     <w:r>
       <w:tab/>
       <w:tab/>
-      <w:t>2026-03-13</w:t>
+      <w:t>2026-03-16</w:t>
       <w:br/>
       <w:br/>
     </w:r>

--- a/tillsyn/A 44868-2025 tillsynsbegäran.docx
+++ b/tillsyn/A 44868-2025 tillsynsbegäran.docx
@@ -1251,7 +1251,7 @@
     <w:r>
       <w:tab/>
       <w:tab/>
-      <w:t>2026-03-16</w:t>
+      <w:t>2026-03-17</w:t>
       <w:br/>
       <w:br/>
     </w:r>

--- a/tillsyn/A 44868-2025 tillsynsbegäran.docx
+++ b/tillsyn/A 44868-2025 tillsynsbegäran.docx
@@ -1251,7 +1251,7 @@
     <w:r>
       <w:tab/>
       <w:tab/>
-      <w:t>2026-03-17</w:t>
+      <w:t>2026-03-18</w:t>
       <w:br/>
       <w:br/>
     </w:r>

--- a/tillsyn/A 44868-2025 tillsynsbegäran.docx
+++ b/tillsyn/A 44868-2025 tillsynsbegäran.docx
@@ -1251,7 +1251,7 @@
     <w:r>
       <w:tab/>
       <w:tab/>
-      <w:t>2026-03-18</w:t>
+      <w:t>2026-03-19</w:t>
       <w:br/>
       <w:br/>
     </w:r>

--- a/tillsyn/A 44868-2025 tillsynsbegäran.docx
+++ b/tillsyn/A 44868-2025 tillsynsbegäran.docx
@@ -1251,7 +1251,7 @@
     <w:r>
       <w:tab/>
       <w:tab/>
-      <w:t>2026-03-19</w:t>
+      <w:t>2026-03-20</w:t>
       <w:br/>
       <w:br/>
     </w:r>

--- a/tillsyn/A 44868-2025 tillsynsbegäran.docx
+++ b/tillsyn/A 44868-2025 tillsynsbegäran.docx
@@ -1251,7 +1251,7 @@
     <w:r>
       <w:tab/>
       <w:tab/>
-      <w:t>2026-03-20</w:t>
+      <w:t>2026-03-21</w:t>
       <w:br/>
       <w:br/>
     </w:r>

--- a/tillsyn/A 44868-2025 tillsynsbegäran.docx
+++ b/tillsyn/A 44868-2025 tillsynsbegäran.docx
@@ -1251,7 +1251,7 @@
     <w:r>
       <w:tab/>
       <w:tab/>
-      <w:t>2026-03-21</w:t>
+      <w:t>2026-03-22</w:t>
       <w:br/>
       <w:br/>
     </w:r>

--- a/tillsyn/A 44868-2025 tillsynsbegäran.docx
+++ b/tillsyn/A 44868-2025 tillsynsbegäran.docx
@@ -1251,7 +1251,7 @@
     <w:r>
       <w:tab/>
       <w:tab/>
-      <w:t>2026-03-22</w:t>
+      <w:t>2026-03-23</w:t>
       <w:br/>
       <w:br/>
     </w:r>

--- a/tillsyn/A 44868-2025 tillsynsbegäran.docx
+++ b/tillsyn/A 44868-2025 tillsynsbegäran.docx
@@ -1251,7 +1251,7 @@
     <w:r>
       <w:tab/>
       <w:tab/>
-      <w:t>2026-03-23</w:t>
+      <w:t>2026-03-24</w:t>
       <w:br/>
       <w:br/>
     </w:r>

--- a/tillsyn/A 44868-2025 tillsynsbegäran.docx
+++ b/tillsyn/A 44868-2025 tillsynsbegäran.docx
@@ -1251,7 +1251,7 @@
     <w:r>
       <w:tab/>
       <w:tab/>
-      <w:t>2026-03-24</w:t>
+      <w:t>2026-03-25</w:t>
       <w:br/>
       <w:br/>
     </w:r>

--- a/tillsyn/A 44868-2025 tillsynsbegäran.docx
+++ b/tillsyn/A 44868-2025 tillsynsbegäran.docx
@@ -1251,7 +1251,7 @@
     <w:r>
       <w:tab/>
       <w:tab/>
-      <w:t>2026-03-25</w:t>
+      <w:t>2026-03-26</w:t>
       <w:br/>
       <w:br/>
     </w:r>

--- a/tillsyn/A 44868-2025 tillsynsbegäran.docx
+++ b/tillsyn/A 44868-2025 tillsynsbegäran.docx
@@ -1251,7 +1251,7 @@
     <w:r>
       <w:tab/>
       <w:tab/>
-      <w:t>2026-03-26</w:t>
+      <w:t>2026-03-27</w:t>
       <w:br/>
       <w:br/>
     </w:r>

--- a/tillsyn/A 44868-2025 tillsynsbegäran.docx
+++ b/tillsyn/A 44868-2025 tillsynsbegäran.docx
@@ -1251,7 +1251,7 @@
     <w:r>
       <w:tab/>
       <w:tab/>
-      <w:t>2026-03-27</w:t>
+      <w:t>2026-03-28</w:t>
       <w:br/>
       <w:br/>
     </w:r>

--- a/tillsyn/A 44868-2025 tillsynsbegäran.docx
+++ b/tillsyn/A 44868-2025 tillsynsbegäran.docx
@@ -1251,7 +1251,7 @@
     <w:r>
       <w:tab/>
       <w:tab/>
-      <w:t>2026-03-28</w:t>
+      <w:t>2026-03-29</w:t>
       <w:br/>
       <w:br/>
     </w:r>

--- a/tillsyn/A 44868-2025 tillsynsbegäran.docx
+++ b/tillsyn/A 44868-2025 tillsynsbegäran.docx
@@ -1251,7 +1251,7 @@
     <w:r>
       <w:tab/>
       <w:tab/>
-      <w:t>2026-03-29</w:t>
+      <w:t>2026-03-30</w:t>
       <w:br/>
       <w:br/>
     </w:r>

--- a/tillsyn/A 44868-2025 tillsynsbegäran.docx
+++ b/tillsyn/A 44868-2025 tillsynsbegäran.docx
@@ -1251,7 +1251,7 @@
     <w:r>
       <w:tab/>
       <w:tab/>
-      <w:t>2026-03-30</w:t>
+      <w:t>2026-03-31</w:t>
       <w:br/>
       <w:br/>
     </w:r>

--- a/tillsyn/A 44868-2025 tillsynsbegäran.docx
+++ b/tillsyn/A 44868-2025 tillsynsbegäran.docx
@@ -1251,7 +1251,7 @@
     <w:r>
       <w:tab/>
       <w:tab/>
-      <w:t>2026-03-31</w:t>
+      <w:t>2026-04-01</w:t>
       <w:br/>
       <w:br/>
     </w:r>

--- a/tillsyn/A 44868-2025 tillsynsbegäran.docx
+++ b/tillsyn/A 44868-2025 tillsynsbegäran.docx
@@ -1251,7 +1251,7 @@
     <w:r>
       <w:tab/>
       <w:tab/>
-      <w:t>2026-04-01</w:t>
+      <w:t>2026-04-02</w:t>
       <w:br/>
       <w:br/>
     </w:r>

--- a/tillsyn/A 44868-2025 tillsynsbegäran.docx
+++ b/tillsyn/A 44868-2025 tillsynsbegäran.docx
@@ -1251,7 +1251,7 @@
     <w:r>
       <w:tab/>
       <w:tab/>
-      <w:t>2026-04-02</w:t>
+      <w:t>2026-04-03</w:t>
       <w:br/>
       <w:br/>
     </w:r>

--- a/tillsyn/A 44868-2025 tillsynsbegäran.docx
+++ b/tillsyn/A 44868-2025 tillsynsbegäran.docx
@@ -1251,7 +1251,7 @@
     <w:r>
       <w:tab/>
       <w:tab/>
-      <w:t>2026-04-03</w:t>
+      <w:t>2026-04-04</w:t>
       <w:br/>
       <w:br/>
     </w:r>

--- a/tillsyn/A 44868-2025 tillsynsbegäran.docx
+++ b/tillsyn/A 44868-2025 tillsynsbegäran.docx
@@ -1251,7 +1251,7 @@
     <w:r>
       <w:tab/>
       <w:tab/>
-      <w:t>2026-04-04</w:t>
+      <w:t>2026-04-05</w:t>
       <w:br/>
       <w:br/>
     </w:r>

--- a/tillsyn/A 44868-2025 tillsynsbegäran.docx
+++ b/tillsyn/A 44868-2025 tillsynsbegäran.docx
@@ -1251,7 +1251,7 @@
     <w:r>
       <w:tab/>
       <w:tab/>
-      <w:t>2026-04-05</w:t>
+      <w:t>2026-04-06</w:t>
       <w:br/>
       <w:br/>
     </w:r>

--- a/tillsyn/A 44868-2025 tillsynsbegäran.docx
+++ b/tillsyn/A 44868-2025 tillsynsbegäran.docx
@@ -95,10 +95,10 @@
         <w:rPr>
           <w:b/>
         </w:rPr>
-        <w:t>Garnlav (NT)</w:t>
-      </w:r>
-      <w:r>
-        <w:t xml:space="preserve"> är en utpräglad barrskogsart som ibland kan drapera träden i norrländska grannaturskogar med hög luftfuktighet. Den förekommer även i talldominerade bestånd där den, förutom i trädens grenverk, påträffas hängande över ojämnheter i tallbarken. Arten har minskat starkt i södra och mellersta Sverige och den minskar även i sitt nordliga utbredningsområde. Orsaken till tillbakagången beror främst på slutavverkningar av naturskogsartade skogar. Bestånd med riklig förekomst bör regelmässigt sparas. Garnlav är värdväxt för den mycket sällsynta och akut hotade fjärilen barrskogslavfly (CR) som hör hemma i boreala barrskogar med riklig förekomst av värdväxten. Tidigare kunde arten konstateras årligen på flera platser vid Dala-Floda i Dalarna innan lokalerna kalavverkades. Senaste fyndet i landet av barrskogslavfly är från år 2000 då den påträffades vid Högberget i Sollefteå kommun. Garnlav är typisk art för </w:t>
+        <w:t>Garnlav (VU)</w:t>
+      </w:r>
+      <w:r>
+        <w:t xml:space="preserve"> är en utpräglad barrskogsart som ibland kan drapera träden i norrländska grannaturskogar med hög luftfuktighet. Den förekommer även i talldominerade bestånd där den, förutom i trädens grenverk, påträffas hängande över ojämnheter i tallbarken. Arten har minskat starkt i södra och mellersta Sverige och den minskar även i sitt nordliga utbredningsområde. Minskningstakten uppgår till 30 (20–50) % inom 50 år och överstiger gränsvärdet för Sårbar (VU). Orsaken till tillbakagången beror främst på slutavverkningar av naturskogsartade skogar. Bestånd med riklig förekomst bör regelmässigt sparas, vilket även gynnar flera andra sällsynta och rödlistade arter. Garnlav är värdväxt för den mycket sällsynta och akut hotade fjärilen barrskogslavfly (CR) som hör hemma i boreala barrskogar med riklig förekomst av värdväxten. Tidigare kunde arten konstateras årligen på flera platser vid Dala-Floda i Dalarna innan lokalerna kalavverkades. Senaste fyndet i landet av barrskogslavfly är från år 2000 då den påträffades vid Högberget i Sollefteå kommun. Garnlav är typisk art för </w:t>
       </w:r>
       <w:r>
         <w:rPr>
@@ -116,7 +116,7 @@
         <w:t xml:space="preserve"> 9070 Trädklädd betesmark</w:t>
       </w:r>
       <w:r>
-        <w:t xml:space="preserve"> (SLU Artdatabanken, 2024).</w:t>
+        <w:t xml:space="preserve"> (SLU Artdatabanken, 2026).</w:t>
       </w:r>
     </w:p>
     <w:p>
@@ -344,10 +344,10 @@
         <w:rPr>
           <w:b/>
         </w:rPr>
-        <w:t>Spillkråka (NT, §4)</w:t>
-      </w:r>
-      <w:r>
-        <w:t xml:space="preserve"> är rödlistad som nära hotad och ingår i bilaga 1 i EU:s fågeldirektiv. Den minskar i population på grund av minskad tillgång på lämpliga bo- och födoträd och minskad födotillgång. Spillkråkans minskningstakt har uppgått till 19 (24–10) % under de senaste 15 åren och bedöms vara nära gränsvärdet för Sårbar (VU) (A2bc). Spillkråka är en nyckelart i skogliga miljöer vars övergivna bohål utnyttjas av flera andra hålhäckande fågelarter och fladdermöss. Den behöver grova träd, främst tall, asp och bok som boträd. Skogsbruk med korta omloppstider och täta, homogena ungskogar utgör det största hotet. Spillkråka är typisk art för </w:t>
+        <w:t>Spillkråka (§4)</w:t>
+      </w:r>
+      <w:r>
+        <w:t xml:space="preserve"> omfattas av bilaga 1 i EU:s fågeldirektiv och är typisk art för </w:t>
       </w:r>
       <w:r>
         <w:rPr>
@@ -362,10 +362,10 @@
         <w:rPr>
           <w:i/>
         </w:rPr>
-        <w:t xml:space="preserve"> 9740 Skogsbevuxen myr </w:t>
-      </w:r>
-      <w:r>
-        <w:t>(SLU Artdatabanken, 2025; Skogsstyrelsen 2016).</w:t>
+        <w:t xml:space="preserve"> 9740 Skogsbevuxen myr</w:t>
+      </w:r>
+      <w:r>
+        <w:t>. Den behöver grova träd, främst tall, asp och bok som boträd. Skogsbruk med korta omloppstider och täta, homogena ungskogar utgör det största hotet. Spillkråka är en nyckelart i skogliga miljöer vars övergivna bohål utnyttjas av flera andra hålhäckande fågelarter och fladdermöss, däribland pärluggla (EN, §4), knipa (§4), salskrake (§4) och skogsduva (§4). Hökuggla (VU, §4) och slaguggla (§4) häckar ofta i högstubbar som brutits av i höjd med ett gammalt spillkråkebo (SLU Artdatabanken, 2026; Skogsstyrelsen, 2016).</w:t>
       </w:r>
     </w:p>
     <w:p>
@@ -373,10 +373,10 @@
         <w:rPr>
           <w:b/>
         </w:rPr>
-        <w:t>Tallbit (VU, §4)</w:t>
-      </w:r>
-      <w:r>
-        <w:t xml:space="preserve"> är rödlistad som sårbar och prioriterad art i Skogsvårdslagen. Den har minskat med 25–75 % de senaste 30 åren och minskningstakten överstiger gränsvärdet för Sårbar (VU) enligt A-kriteriet. (A4bc). Tallbit ställer höga krav på sin livsmiljö och permanent förekomst av häckande tallbit finns huvudsakligen i gammal grandominerad barrblandskog av naturskogskaraktär. Reviren är relativt stora (12–75 hektar) och arten saknas i områden med storskaligt skogsbruk med hög andel stora hyggen och täta ungskogar. Områden med dokumenterad permanent förekomst har vanligtvis så stora naturvärden att skogsbruk är olämpligt. Tallbit är typisk art för </w:t>
+        <w:t>Tallbit (§4)</w:t>
+      </w:r>
+      <w:r>
+        <w:t xml:space="preserve"> ställer höga krav på sin livsmiljö och permanent förekomst av häckande tallbit finns huvudsakligen i gammal grandominerad barrblandskog av naturskogskaraktär. Reviren är relativt stora (12–75 hektar) och arten saknas i områden med storskaligt skogsbruk med hög andel stora hyggen och täta ungskogar. Områden med dokumenterad permanent förekomst har vanligtvis så stora naturvärden att skogsbruk är olämpligt. Tallbit är typisk art för </w:t>
       </w:r>
       <w:r>
         <w:rPr>
@@ -385,7 +385,7 @@
         <w:t>9010 Taiga</w:t>
       </w:r>
       <w:r>
-        <w:t xml:space="preserve"> (SLU Artdatabanken, 2024; Skogsstyrelsen, 2016). Observationer av tallbit i naturskog eller under häckningstid måste alltid utredas.</w:t>
+        <w:t xml:space="preserve"> (SLU Artdatabanken, 2026; Skogsstyrelsen, 2016). Observationer av tallbit i naturskog eller under häckningstid måste alltid utredas.</w:t>
       </w:r>
     </w:p>
     <w:p>
@@ -667,7 +667,7 @@
     </w:p>
     <w:p>
       <w:r>
-        <w:t xml:space="preserve">Spillkråka (NT) är rödlistad som nära hotad, fridlyst enligt §4 Artskyddsförordningen, typisk art för </w:t>
+        <w:t xml:space="preserve">Spillkråka (§4) ingår i bilaga 1 EU:s fågeldirektiv och är typisk art för </w:t>
       </w:r>
       <w:r>
         <w:rPr>
@@ -685,12 +685,12 @@
         <w:t xml:space="preserve"> 9740 Skogsbevuxen myr</w:t>
       </w:r>
       <w:r>
-        <w:t xml:space="preserve"> och ingår i bilaga 1 i EU:s fågeldirektiv. Spillkråka lever i både barr- och blandskog liksom i ren lövskog. De tätaste populationerna tenderar att finnas i äldre, variationsrik blandskog med gott om död ved och gamla träd. Spillkråka är en nyckelart i skogliga miljöer vars övergivna bohål utnyttjas av flera andra hålhäckande fågelarter och fladdermöss (SLU Artdatabanken, 2023; Skogsstyrelsen 2016).</w:t>
+        <w:t>. Den lever i både barr- och blandskog liksom i ren lövskog. De tätaste populationerna tenderar att finnas i äldre, variationsrik blandskog med gott om död ved och gamla träd. Varje par utnyttjar 400–1000 hektar skog beroende på skogens kvalitet. Skogsbruk med korta omloppstider och täta, homogena ungskogar utgör det största hotet (SLU Artdatabanken, 2026).</w:t>
       </w:r>
     </w:p>
     <w:p>
       <w:r>
-        <w:t>Varje par utnyttjar 400–1000 hektar skog beroende på skogens kvalitet. En minskning av populationen pågår på grund av minskad tillgång på lämpliga bo- och födoträd och minskad födotillgång. Spillkråkans minskningstakt har uppgått till 19 (24–10) % under de senaste 15 åren. Minskningstakten för den svenska populationen bedöms vara nära gränsvärdet för Sårbar (VU) (A2bc). Skogsbruk med korta omloppstider och täta, homogena ungskogar utgör det största hotet (SLU Artdatabanken 2023).</w:t>
+        <w:t>Spillkråka är en nyckelart i skogliga miljöer vars övergivna bohål utnyttjas av flera andra hålhäckande fågelarter och fladdermöss, däribland pärluggla (EN, §4), knipa (§4), salskrake (§4) och skogsduva (§4). Hökuggla (VU, §4) och slaguggla (§4) häckar ofta i högstubbar som brutits av i höjd med ett gammalt spillkråkebo (Skogsstyrelsen, 2016).</w:t>
       </w:r>
     </w:p>
     <w:p>
@@ -717,7 +717,7 @@
     </w:p>
     <w:p>
       <w:r>
-        <w:t xml:space="preserve">SLU Artdatabanken, 2023. </w:t>
+        <w:t xml:space="preserve">SLU Artdatabanken, 2026. </w:t>
       </w:r>
       <w:r>
         <w:rPr>
@@ -726,7 +726,7 @@
         <w:t xml:space="preserve">Artfaktablad. Naturvård – artfakta. </w:t>
       </w:r>
       <w:r>
-        <w:t>SLU Artdatabanken, Uppsala</w:t>
+        <w:t>SLU Artdatabanken, Uppsala.</w:t>
       </w:r>
     </w:p>
     <w:p>
@@ -739,7 +739,7 @@
     </w:p>
     <w:p>
       <w:r>
-        <w:t xml:space="preserve">Tallbit (VU, §4) är rödlistad som sårbar, typisk art för </w:t>
+        <w:t xml:space="preserve">Tallbit (§4) är typisk art för </w:t>
       </w:r>
       <w:r>
         <w:rPr>
@@ -748,22 +748,17 @@
         <w:t>9010 Taiga</w:t>
       </w:r>
       <w:r>
-        <w:t xml:space="preserve"> och prioriterad art enligt Skogsvårdslagen. Arten har minskat med 25–75 % de senaste 30 åren och minskningstakten överstiger gränsvärdet för Sårbar (VU) enligt A-kriteriet. (A4bc). Den förekommer från norra Dalarna och norrut genom de inre delarna av Norrland, norrut till norra Norrbotten. Området med regelbunden förekomst har kraftigt reducerats och 90 % av populationen förekommer numera i Norrbottens län (SLU Artdatabanken, 2024).</w:t>
+        <w:t xml:space="preserve"> och prioriterad art enligt Skogsvårdslagen. Den förekommer från norra Dalarna och norrut genom de inre delarna av Norrland, norrut till norra Norrbotten. Tallbiten ställer höga krav på sin livsmiljö och permanent förekomst av häckande tallbit finns huvudsakligen i gammal grandominerad barrblandskog av naturskogskaraktär med inslag av björk, gråal, rönn och viden, påfallande ofta i områden med inslag av myrmark och små vattendrag. Reviren är relativt stora (12–75 hektar enligt befintliga studier) och arten saknas i områden med storskaligt skogsbruk med hög andel stora hyggen och täta ungskogar. Områden med dokumenterad permanent förekomst har ofta så stora naturvärden att skogsbruk är olämpligt (SLU Artdatabanken, 2026; Skogsstyrelsen, 2016).</w:t>
       </w:r>
     </w:p>
     <w:p>
       <w:r>
-        <w:t>Tallbit ställer höga krav på sin livsmiljö och permanent förekomst av häckande tallbit finns huvudsakligen i gammal grandominerad barrblandskog av naturskogskaraktär med inslag av björk, gråal, rönn och viden, påfallande ofta i områden med inslag av myrmark och små vattendrag. Reviren är relativt stora (12–75 hektar enligt befintliga studier) och arten saknas i områden med storskaligt skogsbruk med hög andel stora hyggen och täta ungskogar. Områden med dokumenterad permanent förekomst har ofta så stora naturvärden att skogsbruk är olämpligt (SLU Artdatabanken, 2024; Skogsstyrelsen, 2016).</w:t>
+        <w:t>Arealerna grandominerad naturskog har i stora delar av landet blivit allt för små, och bestånden är dessutom i många fall allt för isolerade, för att kunna upprätthålla stabila populationer. Omdaningen av naturskogsartad skog till produktionsskog medför en förlust av viktiga häckningsmiljöer, något som förstärks av ökad fragmentering av kvarvarande naturskogsartade bestånd. Områden med dokumenterad permanent förekomst i naturskogsmiljöer kan ha så stora naturvärden att de bör bli föremål för områdesskydd eller naturvårdsavsättningar (Skogsstyrelsen, 2016).</w:t>
       </w:r>
     </w:p>
     <w:p>
       <w:r>
-        <w:t>Arealerna grandominerad naturskog har i stora delar av landet blivit allt för små, och bestånden är dessutom i många fall allt för isolerade, för att kunna upprätthålla stabila populationer. Omdaningen av naturskogsartad skog till produktionsskog medför en förlust av viktiga häckningsmiljöer, något som förstärks av ökad fragmentering av kvarvarande naturskogsartade bestånd. Områden med dokumenterad permanent förekomst i naturskogsmiljöer kan ha så stora naturvärden att de bör bli föremål för områdesskydd eller naturvårdsavsättningar (Skogsstyrelsen, 2016).</w:t>
-      </w:r>
-    </w:p>
-    <w:p>
-      <w:r>
-        <w:t>Tallbiten flyttar normalt endast begränsade sträckor inom norra barrskogsregionen och de flesta vintrar ses den endast i mycket liten omfattning utanför häckningsområdet. Med långa och oregelbundna mellanrum uppträder tallbiten invasionsaktigt och i samband med sådana rörelser kan den observeras i stora delar av Sverige (SLU Artdatabanken, 2024).</w:t>
+        <w:t>Tallbiten flyttar normalt endast begränsade sträckor inom norra barrskogsregionen och de flesta vintrar ses den endast i mycket liten omfattning utanför häckningsområdet. Med långa och oregelbundna mellanrum uppträder tallbiten invasionsaktigt och i samband med sådana rörelser kan den observeras i stora delar av Sverige (SLU Artdatabanken, 2026).</w:t>
       </w:r>
     </w:p>
     <w:p>
@@ -790,16 +785,13 @@
     </w:p>
     <w:p>
       <w:r>
-        <w:t>SLU Artdatabanken, 2024.</w:t>
+        <w:t>SLU Artdatabanken, 2026.</w:t>
       </w:r>
       <w:r>
         <w:rPr>
           <w:i/>
         </w:rPr>
-        <w:t xml:space="preserve"> Artfakta: tallbit (Pinicola enucleator). </w:t>
-      </w:r>
-      <w:r>
-        <w:t>https://artfakta.se/taxa/102125</w:t>
+        <w:t xml:space="preserve"> Artfakta: tallbit (Pinicola enucleator).</w:t>
       </w:r>
     </w:p>
     <w:p>
@@ -1251,7 +1243,7 @@
     <w:r>
       <w:tab/>
       <w:tab/>
-      <w:t>2026-04-06</w:t>
+      <w:t>2026-04-07</w:t>
       <w:br/>
       <w:br/>
     </w:r>

--- a/tillsyn/A 44868-2025 tillsynsbegäran.docx
+++ b/tillsyn/A 44868-2025 tillsynsbegäran.docx
@@ -1243,7 +1243,7 @@
     <w:r>
       <w:tab/>
       <w:tab/>
-      <w:t>2026-04-07</w:t>
+      <w:t>2026-04-08</w:t>
       <w:br/>
       <w:br/>
     </w:r>

--- a/tillsyn/A 44868-2025 tillsynsbegäran.docx
+++ b/tillsyn/A 44868-2025 tillsynsbegäran.docx
@@ -1243,7 +1243,7 @@
     <w:r>
       <w:tab/>
       <w:tab/>
-      <w:t>2026-04-08</w:t>
+      <w:t>2026-04-09</w:t>
       <w:br/>
       <w:br/>
     </w:r>

--- a/tillsyn/A 44868-2025 tillsynsbegäran.docx
+++ b/tillsyn/A 44868-2025 tillsynsbegäran.docx
@@ -1243,7 +1243,7 @@
     <w:r>
       <w:tab/>
       <w:tab/>
-      <w:t>2026-04-09</w:t>
+      <w:t>2026-04-10</w:t>
       <w:br/>
       <w:br/>
     </w:r>

--- a/tillsyn/A 44868-2025 tillsynsbegäran.docx
+++ b/tillsyn/A 44868-2025 tillsynsbegäran.docx
@@ -1243,7 +1243,7 @@
     <w:r>
       <w:tab/>
       <w:tab/>
-      <w:t>2026-04-10</w:t>
+      <w:t>2026-04-11</w:t>
       <w:br/>
       <w:br/>
     </w:r>

--- a/tillsyn/A 44868-2025 tillsynsbegäran.docx
+++ b/tillsyn/A 44868-2025 tillsynsbegäran.docx
@@ -1243,7 +1243,7 @@
     <w:r>
       <w:tab/>
       <w:tab/>
-      <w:t>2026-04-11</w:t>
+      <w:t>2026-04-12</w:t>
       <w:br/>
       <w:br/>
     </w:r>

--- a/tillsyn/A 44868-2025 tillsynsbegäran.docx
+++ b/tillsyn/A 44868-2025 tillsynsbegäran.docx
@@ -1243,7 +1243,7 @@
     <w:r>
       <w:tab/>
       <w:tab/>
-      <w:t>2026-04-14</w:t>
+      <w:t>2026-04-15</w:t>
       <w:br/>
       <w:br/>
     </w:r>

--- a/tillsyn/A 44868-2025 tillsynsbegäran.docx
+++ b/tillsyn/A 44868-2025 tillsynsbegäran.docx
@@ -1243,7 +1243,7 @@
     <w:r>
       <w:tab/>
       <w:tab/>
-      <w:t>2026-04-15</w:t>
+      <w:t>2026-04-16</w:t>
       <w:br/>
       <w:br/>
     </w:r>

--- a/tillsyn/A 44868-2025 tillsynsbegäran.docx
+++ b/tillsyn/A 44868-2025 tillsynsbegäran.docx
@@ -1243,7 +1243,7 @@
     <w:r>
       <w:tab/>
       <w:tab/>
-      <w:t>2026-04-16</w:t>
+      <w:t>2026-04-17</w:t>
       <w:br/>
       <w:br/>
     </w:r>

--- a/tillsyn/A 44868-2025 tillsynsbegäran.docx
+++ b/tillsyn/A 44868-2025 tillsynsbegäran.docx
@@ -1243,7 +1243,7 @@
     <w:r>
       <w:tab/>
       <w:tab/>
-      <w:t>2026-04-17</w:t>
+      <w:t>2026-04-18</w:t>
       <w:br/>
       <w:br/>
     </w:r>

--- a/tillsyn/A 44868-2025 tillsynsbegäran.docx
+++ b/tillsyn/A 44868-2025 tillsynsbegäran.docx
@@ -1243,7 +1243,7 @@
     <w:r>
       <w:tab/>
       <w:tab/>
-      <w:t>2026-04-18</w:t>
+      <w:t>2026-04-19</w:t>
       <w:br/>
       <w:br/>
     </w:r>

--- a/tillsyn/A 44868-2025 tillsynsbegäran.docx
+++ b/tillsyn/A 44868-2025 tillsynsbegäran.docx
@@ -1243,7 +1243,7 @@
     <w:r>
       <w:tab/>
       <w:tab/>
-      <w:t>2026-04-19</w:t>
+      <w:t>2026-04-20</w:t>
       <w:br/>
       <w:br/>
     </w:r>

--- a/tillsyn/A 44868-2025 tillsynsbegäran.docx
+++ b/tillsyn/A 44868-2025 tillsynsbegäran.docx
@@ -1243,7 +1243,7 @@
     <w:r>
       <w:tab/>
       <w:tab/>
-      <w:t>2026-04-20</w:t>
+      <w:t>2026-04-21</w:t>
       <w:br/>
       <w:br/>
     </w:r>

--- a/tillsyn/A 44868-2025 tillsynsbegäran.docx
+++ b/tillsyn/A 44868-2025 tillsynsbegäran.docx
@@ -1243,7 +1243,7 @@
     <w:r>
       <w:tab/>
       <w:tab/>
-      <w:t>2026-04-21</w:t>
+      <w:t>2026-04-22</w:t>
       <w:br/>
       <w:br/>
     </w:r>

--- a/tillsyn/A 44868-2025 tillsynsbegäran.docx
+++ b/tillsyn/A 44868-2025 tillsynsbegäran.docx
@@ -1243,7 +1243,7 @@
     <w:r>
       <w:tab/>
       <w:tab/>
-      <w:t>2026-04-22</w:t>
+      <w:t>2026-04-23</w:t>
       <w:br/>
       <w:br/>
     </w:r>

--- a/tillsyn/A 44868-2025 tillsynsbegäran.docx
+++ b/tillsyn/A 44868-2025 tillsynsbegäran.docx
@@ -1243,7 +1243,7 @@
     <w:r>
       <w:tab/>
       <w:tab/>
-      <w:t>2026-04-23</w:t>
+      <w:t>2026-04-24</w:t>
       <w:br/>
       <w:br/>
     </w:r>

--- a/tillsyn/A 44868-2025 tillsynsbegäran.docx
+++ b/tillsyn/A 44868-2025 tillsynsbegäran.docx
@@ -1243,7 +1243,7 @@
     <w:r>
       <w:tab/>
       <w:tab/>
-      <w:t>2026-04-24</w:t>
+      <w:t>2026-04-25</w:t>
       <w:br/>
       <w:br/>
     </w:r>

--- a/tillsyn/A 44868-2025 tillsynsbegäran.docx
+++ b/tillsyn/A 44868-2025 tillsynsbegäran.docx
@@ -1243,7 +1243,7 @@
     <w:r>
       <w:tab/>
       <w:tab/>
-      <w:t>2026-04-25</w:t>
+      <w:t>2026-04-26</w:t>
       <w:br/>
       <w:br/>
     </w:r>

--- a/tillsyn/A 44868-2025 tillsynsbegäran.docx
+++ b/tillsyn/A 44868-2025 tillsynsbegäran.docx
@@ -1243,7 +1243,7 @@
     <w:r>
       <w:tab/>
       <w:tab/>
-      <w:t>2026-05-16</w:t>
+      <w:t>2026-05-17</w:t>
       <w:br/>
       <w:br/>
     </w:r>

--- a/tillsyn/A 44868-2025 tillsynsbegäran.docx
+++ b/tillsyn/A 44868-2025 tillsynsbegäran.docx
@@ -1243,7 +1243,7 @@
     <w:r>
       <w:tab/>
       <w:tab/>
-      <w:t>2026-05-17</w:t>
+      <w:t>2026-05-18</w:t>
       <w:br/>
       <w:br/>
     </w:r>

--- a/tillsyn/A 44868-2025 tillsynsbegäran.docx
+++ b/tillsyn/A 44868-2025 tillsynsbegäran.docx
@@ -1243,7 +1243,7 @@
     <w:r>
       <w:tab/>
       <w:tab/>
-      <w:t>2026-05-18</w:t>
+      <w:t>2026-05-19</w:t>
       <w:br/>
       <w:br/>
     </w:r>

--- a/tillsyn/A 44868-2025 tillsynsbegäran.docx
+++ b/tillsyn/A 44868-2025 tillsynsbegäran.docx
@@ -1243,7 +1243,7 @@
     <w:r>
       <w:tab/>
       <w:tab/>
-      <w:t>2026-05-19</w:t>
+      <w:t>2026-05-20</w:t>
       <w:br/>
       <w:br/>
     </w:r>

--- a/tillsyn/A 44868-2025 tillsynsbegäran.docx
+++ b/tillsyn/A 44868-2025 tillsynsbegäran.docx
@@ -1243,7 +1243,7 @@
     <w:r>
       <w:tab/>
       <w:tab/>
-      <w:t>2026-05-20</w:t>
+      <w:t>2026-05-21</w:t>
       <w:br/>
       <w:br/>
     </w:r>

--- a/tillsyn/A 44868-2025 tillsynsbegäran.docx
+++ b/tillsyn/A 44868-2025 tillsynsbegäran.docx
@@ -1243,7 +1243,7 @@
     <w:r>
       <w:tab/>
       <w:tab/>
-      <w:t>2026-05-21</w:t>
+      <w:t>2026-05-22</w:t>
       <w:br/>
       <w:br/>
     </w:r>

--- a/tillsyn/A 44868-2025 tillsynsbegäran.docx
+++ b/tillsyn/A 44868-2025 tillsynsbegäran.docx
@@ -1243,7 +1243,7 @@
     <w:r>
       <w:tab/>
       <w:tab/>
-      <w:t>2026-05-22</w:t>
+      <w:t>2026-05-23</w:t>
       <w:br/>
       <w:br/>
     </w:r>

--- a/tillsyn/A 44868-2025 tillsynsbegäran.docx
+++ b/tillsyn/A 44868-2025 tillsynsbegäran.docx
@@ -1243,7 +1243,7 @@
     <w:r>
       <w:tab/>
       <w:tab/>
-      <w:t>2026-05-23</w:t>
+      <w:t>2026-05-24</w:t>
       <w:br/>
       <w:br/>
     </w:r>

--- a/tillsyn/A 44868-2025 tillsynsbegäran.docx
+++ b/tillsyn/A 44868-2025 tillsynsbegäran.docx
@@ -1243,7 +1243,7 @@
     <w:r>
       <w:tab/>
       <w:tab/>
-      <w:t>2026-05-24</w:t>
+      <w:t>2026-05-25</w:t>
       <w:br/>
       <w:br/>
     </w:r>

--- a/tillsyn/A 44868-2025 tillsynsbegäran.docx
+++ b/tillsyn/A 44868-2025 tillsynsbegäran.docx
@@ -1243,7 +1243,7 @@
     <w:r>
       <w:tab/>
       <w:tab/>
-      <w:t>2026-05-25</w:t>
+      <w:t>2026-05-26</w:t>
       <w:br/>
       <w:br/>
     </w:r>

--- a/tillsyn/A 44868-2025 tillsynsbegäran.docx
+++ b/tillsyn/A 44868-2025 tillsynsbegäran.docx
@@ -1243,7 +1243,7 @@
     <w:r>
       <w:tab/>
       <w:tab/>
-      <w:t>2026-05-26</w:t>
+      <w:t>2026-05-27</w:t>
       <w:br/>
       <w:br/>
     </w:r>

--- a/tillsyn/A 44868-2025 tillsynsbegäran.docx
+++ b/tillsyn/A 44868-2025 tillsynsbegäran.docx
@@ -1243,7 +1243,7 @@
     <w:r>
       <w:tab/>
       <w:tab/>
-      <w:t>2026-05-27</w:t>
+      <w:t>2026-05-28</w:t>
       <w:br/>
       <w:br/>
     </w:r>

--- a/tillsyn/A 44868-2025 tillsynsbegäran.docx
+++ b/tillsyn/A 44868-2025 tillsynsbegäran.docx
@@ -1243,7 +1243,7 @@
     <w:r>
       <w:tab/>
       <w:tab/>
-      <w:t>2026-05-28</w:t>
+      <w:t>2026-05-29</w:t>
       <w:br/>
       <w:br/>
     </w:r>

--- a/tillsyn/A 44868-2025 tillsynsbegäran.docx
+++ b/tillsyn/A 44868-2025 tillsynsbegäran.docx
@@ -1243,7 +1243,7 @@
     <w:r>
       <w:tab/>
       <w:tab/>
-      <w:t>2026-05-29</w:t>
+      <w:t>2026-05-30</w:t>
       <w:br/>
       <w:br/>
     </w:r>

--- a/tillsyn/A 44868-2025 tillsynsbegäran.docx
+++ b/tillsyn/A 44868-2025 tillsynsbegäran.docx
@@ -1243,7 +1243,7 @@
     <w:r>
       <w:tab/>
       <w:tab/>
-      <w:t>2026-05-30</w:t>
+      <w:t>2026-05-31</w:t>
       <w:br/>
       <w:br/>
     </w:r>

--- a/tillsyn/A 44868-2025 tillsynsbegäran.docx
+++ b/tillsyn/A 44868-2025 tillsynsbegäran.docx
@@ -1243,7 +1243,7 @@
     <w:r>
       <w:tab/>
       <w:tab/>
-      <w:t>2026-05-31</w:t>
+      <w:t>2026-06-01</w:t>
       <w:br/>
       <w:br/>
     </w:r>

--- a/tillsyn/A 44868-2025 tillsynsbegäran.docx
+++ b/tillsyn/A 44868-2025 tillsynsbegäran.docx
@@ -1243,7 +1243,7 @@
     <w:r>
       <w:tab/>
       <w:tab/>
-      <w:t>2026-06-01</w:t>
+      <w:t>2026-06-02</w:t>
       <w:br/>
       <w:br/>
     </w:r>

--- a/tillsyn/A 44868-2025 tillsynsbegäran.docx
+++ b/tillsyn/A 44868-2025 tillsynsbegäran.docx
@@ -1243,7 +1243,7 @@
     <w:r>
       <w:tab/>
       <w:tab/>
-      <w:t>2026-06-02</w:t>
+      <w:t>2026-06-03</w:t>
       <w:br/>
       <w:br/>
     </w:r>

--- a/tillsyn/A 44868-2025 tillsynsbegäran.docx
+++ b/tillsyn/A 44868-2025 tillsynsbegäran.docx
@@ -1243,7 +1243,7 @@
     <w:r>
       <w:tab/>
       <w:tab/>
-      <w:t>2026-06-03</w:t>
+      <w:t>2026-06-04</w:t>
       <w:br/>
       <w:br/>
     </w:r>

--- a/tillsyn/A 44868-2025 tillsynsbegäran.docx
+++ b/tillsyn/A 44868-2025 tillsynsbegäran.docx
@@ -1243,7 +1243,7 @@
     <w:r>
       <w:tab/>
       <w:tab/>
-      <w:t>2026-06-04</w:t>
+      <w:t>2026-06-05</w:t>
       <w:br/>
       <w:br/>
     </w:r>

--- a/tillsyn/A 44868-2025 tillsynsbegäran.docx
+++ b/tillsyn/A 44868-2025 tillsynsbegäran.docx
@@ -1243,7 +1243,7 @@
     <w:r>
       <w:tab/>
       <w:tab/>
-      <w:t>2026-06-05</w:t>
+      <w:t>2026-06-06</w:t>
       <w:br/>
       <w:br/>
     </w:r>

--- a/tillsyn/A 44868-2025 tillsynsbegäran.docx
+++ b/tillsyn/A 44868-2025 tillsynsbegäran.docx
@@ -1243,7 +1243,7 @@
     <w:r>
       <w:tab/>
       <w:tab/>
-      <w:t>2026-06-06</w:t>
+      <w:t>2026-06-07</w:t>
       <w:br/>
       <w:br/>
     </w:r>

--- a/tillsyn/A 44868-2025 tillsynsbegäran.docx
+++ b/tillsyn/A 44868-2025 tillsynsbegäran.docx
@@ -1243,7 +1243,7 @@
     <w:r>
       <w:tab/>
       <w:tab/>
-      <w:t>2026-06-07</w:t>
+      <w:t>2026-06-08</w:t>
       <w:br/>
       <w:br/>
     </w:r>

--- a/tillsyn/A 44868-2025 tillsynsbegäran.docx
+++ b/tillsyn/A 44868-2025 tillsynsbegäran.docx
@@ -1243,7 +1243,7 @@
     <w:r>
       <w:tab/>
       <w:tab/>
-      <w:t>2026-06-08</w:t>
+      <w:t>2026-06-09</w:t>
       <w:br/>
       <w:br/>
     </w:r>
